--- a/public/templates/mails/mail_pre_inscription.docx
+++ b/public/templates/mails/mail_pre_inscription.docx
@@ -3045,7 +3045,7 @@
           <w:szCs w:val="24"/>
           <w:rtl w:val="0"/>
         </w:rPr>
-        <w:t xml:space="preserve">Mme {{nom}} {{prenom}}</w:t>
+        <w:t xml:space="preserve">{{nom}} {{prenom}}</w:t>
       </w:r>
       <w:r>
         <w:rPr>
